--- a/en/wisdom-stories/ramadan-prayer.docx
+++ b/en/wisdom-stories/ramadan-prayer.docx
@@ -13,7 +13,7 @@
     <w:p>
       <w:pPr/>
       <w:r>
-        <w:t>May Almighty Allah accept our prayers, bless our sustenance, heal the sick, forgive our sins, open doors of goodness, and fill our hearts with love and mercy.</w:t>
+        <w:t>May Almighty Allah accept our prayers, bless our sustenance, heal our sick, forgive our sins, open doors of goodness before us, and fill our hearts with love and mercy.</w:t>
       </w:r>
     </w:p>
     <w:p>
@@ -22,7 +22,7 @@
         <w:spacing w:after="80"/>
       </w:pPr>
       <w:r>
-        <w:t>May you have a blessed Ramadan!</w:t>
+        <w:t>May your Eid al-Fitr be blessed!</w:t>
       </w:r>
     </w:p>
     <w:p>
@@ -35,11 +35,9 @@
         <w:rPr>
           <w:b/>
         </w:rPr>
-        <w:t>Moral:</w:t>
+        <w:t>Moral: Sincere prayer fills the heart with hope and mercy. The wish for blessings, healing, and forgiveness brings a person closer to the Creator.</w:t>
       </w:r>
-      <w:r>
-        <w:t xml:space="preserve"> Sincere prayer fills the heart with hope and mercy. The wish for blessings, healing, and forgiveness brings a person closer to the Creator.</w:t>
-      </w:r>
+      <w:r/>
     </w:p>
     <w:p>
       <w:pPr>
@@ -50,7 +48,7 @@
           <w:i/>
           <w:sz w:val="18"/>
         </w:rPr>
-        <w:t>Source: Publicly available internet sources.</w:t>
+        <w:t>Stories are taken from open Internet sources; illustrations were created with AI.</w:t>
       </w:r>
     </w:p>
     <w:sectPr>
